--- a/por/docx/008.content.docx
+++ b/por/docx/008.content.docx
@@ -15817,7 +15817,7 @@
         <w:rPr>
           <w:lang w:val="pt_PT" w:bidi="pt_PT"/>
         </w:rPr>
-        <w:t>3. No primeiro grupo, Mateus menciona três mulheres — Tamar, Raabe e Rute; e no segundo grupo, ele alude a Bate-Seba. Esta é uma prática incomum em genealogias, e ainda mais estranha quando se nota que essas quatro representam o que poderia ser considerado como manchas morais na história da dinastia davídica — Tamar, vítima de incesto; Raabe, uma prostituta; Rute, uma moabita; e Bate-Seba, uma adúltera.</w:t>
+        <w:t>3. No primeiro grupo, Mateus menciona três mulheres — Tamar, Raabe e Rute; e no segundo grupo, ele alude a Bate-Seba. As genealogias daquela época raramente mencionavam os nomes de mulheres. É ainda mais surpreendente que todas as quatro estivessem ligadas a circunstâncias incomuns e, em alguns casos, vergonhosas aos olhos daquela cultura. Tamar teve filhos com seu sogro, Judá. Raabe havia sido prostituta em Jericó. Rute era estrangeira, uma mulher de Moabe. Bate-Seba engravidou de Davi enquanto ainda era casada com Urias.</w:t>
       </w:r>
     </w:p>
     <w:p>
